--- a/e2e/fixtures/template-with-hf-rule.docx
+++ b/e2e/fixtures/template-with-hf-rule.docx
@@ -4856,7 +4856,7 @@
               <w:sz w:val="16"/>
               <w:szCs w:val="16"/>
             </w:rPr>
-            <w:t>Documento controlado · Metal Nobre Acabamentos</w:t>
+            <w:t>Documento controlado · Empresa Exemplo Ltda</w:t>
           </w:r>
         </w:p>
       </w:tc>
